--- a/backend/templates/3-modelo-anexos.docx
+++ b/backend/templates/3-modelo-anexos.docx
@@ -399,19 +399,7 @@
         <w:pStyle w:val="Corpodetexto"/>
       </w:pPr>
       <w:r>
-        <w:t>Prezada</w:t>
-      </w:r>
-      <w:r>
-        <w:t xml:space="preserve"> </w:t>
-      </w:r>
-      <w:r>
-        <w:t>Senhor</w:t>
-      </w:r>
-      <w:r>
-        <w:t>a</w:t>
-      </w:r>
-      <w:r>
-        <w:t>,</w:t>
+        <w:t>{saudacao}</w:t>
       </w:r>
     </w:p>
     <w:p>

--- a/backend/templates/3-modelo-anexos.docx
+++ b/backend/templates/3-modelo-anexos.docx
@@ -278,7 +278,7 @@
         <w:t xml:space="preserve"> </w:t>
       </w:r>
       <w:r>
-        <w:t>8 CEP 70200-003</w:t>
+        <w:t>8</w:t>
       </w:r>
     </w:p>
     <w:p>
@@ -291,28 +291,7 @@
         </w:rPr>
       </w:pPr>
       <w:r>
-        <w:t>Brasília</w:t>
-      </w:r>
-      <w:r>
-        <w:rPr>
-          <w:spacing w:val="-3"/>
-        </w:rPr>
-        <w:t xml:space="preserve"> </w:t>
-      </w:r>
-      <w:r>
-        <w:t>–</w:t>
-      </w:r>
-      <w:r>
-        <w:rPr>
-          <w:spacing w:val="-2"/>
-        </w:rPr>
-        <w:t xml:space="preserve"> </w:t>
-      </w:r>
-      <w:r>
-        <w:rPr>
-          <w:spacing w:val="-5"/>
-        </w:rPr>
-        <w:t>DF</w:t>
+        <w:t xml:space="preserve">CEP 70200-003 – Brasília/DF</w:t>
       </w:r>
     </w:p>
     <w:p>
